--- a/Законы/Законопроекты/ACT. 003 — Законы о государственных органах.docx
+++ b/Законы/Законопроекты/ACT. 003 — Законы о государственных органах.docx
@@ -6141,16 +6141,16 @@
                 <w:sz w:val="24"/>
                 <w:szCs w:val="24"/>
               </w:rPr>
-              <w:t xml:space="preserve"> имеет право производить проверку документов, личный обыск и обыск </w:t>
-            </w:r>
-            <w:r>
-              <w:rPr>
-                <w:rFonts w:ascii="Times New Roman" w:eastAsia="Times New Roman" w:hAnsi="Times New Roman" w:cs="Times New Roman"/>
-                <w:sz w:val="24"/>
-                <w:szCs w:val="24"/>
-                <w:shd w:val="clear" w:color="auto" w:fill="F4CCCC"/>
-              </w:rPr>
-              <w:t xml:space="preserve">жилых и нежилых помещений и автотранспортных средств, поиск подозреваемых, их задержание и другие следственные действия</w:t>
+              <w:t xml:space="preserve"> имеет право производить проверку документов, </w:t>
+            </w:r>
+            <w:r>
+              <w:rPr>
+                <w:rFonts w:ascii="Times New Roman" w:eastAsia="Times New Roman" w:hAnsi="Times New Roman" w:cs="Times New Roman"/>
+                <w:sz w:val="24"/>
+                <w:szCs w:val="24"/>
+                <w:shd w:val="clear" w:color="auto" w:fill="F4CCCC"/>
+              </w:rPr>
+              <w:t xml:space="preserve">личный обыск и обыск жилых и нежилых помещений и автотранспортных средств, поиск подозреваемых, их задержание и другие следственные действия</w:t>
             </w:r>
             <w:r>
               <w:rPr>
@@ -6390,16 +6390,16 @@
                 <w:sz w:val="24"/>
                 <w:szCs w:val="24"/>
               </w:rPr>
-              <w:t xml:space="preserve"> имеет право производить проверку документов, личный обыск и обыск автотранспортных средств, поиск </w:t>
-            </w:r>
-            <w:r>
-              <w:rPr>
-                <w:rFonts w:ascii="Times New Roman" w:eastAsia="Times New Roman" w:hAnsi="Times New Roman" w:cs="Times New Roman"/>
-                <w:sz w:val="24"/>
-                <w:szCs w:val="24"/>
-                <w:shd w:val="clear" w:color="auto" w:fill="D9EAD3"/>
-              </w:rPr>
-              <w:t xml:space="preserve">подозреваемых и</w:t>
+              <w:t xml:space="preserve"> имеет право производить проверку документов, </w:t>
+            </w:r>
+            <w:r>
+              <w:rPr>
+                <w:rFonts w:ascii="Times New Roman" w:eastAsia="Times New Roman" w:hAnsi="Times New Roman" w:cs="Times New Roman"/>
+                <w:sz w:val="24"/>
+                <w:szCs w:val="24"/>
+                <w:shd w:val="clear" w:color="auto" w:fill="D9EAD3"/>
+              </w:rPr>
+              <w:t xml:space="preserve">внешний осмотр лиц и транспортных средств на наличие оружия, поиск подозреваемых и</w:t>
             </w:r>
             <w:r>
               <w:rPr>
@@ -6416,7 +6416,7 @@
                 <w:szCs w:val="24"/>
                 <w:shd w:val="clear" w:color="auto" w:fill="D9EAD3"/>
               </w:rPr>
-              <w:t xml:space="preserve">USSS. Обыск жилых и нежилых помещений производится в порядке статьи 4 Процессуального кодекса штата San-Andreas, а процессуальные действия в отношении задержанных — в порядке статьи 17.3 Процессуального кодекса</w:t>
+              <w:t xml:space="preserve">USSS. Обыск жилых и нежилых помещений производится в порядке статьи 4 Процессуального кодекса штата San-Andreas; личный обыск, обыск транспортных средств, изъятие оружия и иных предметов, а также иные процессуальные действия в отношении задержанных производятся в порядке статьи 17.3 Процессуального кодекса</w:t>
             </w:r>
             <w:r>
               <w:rPr>
@@ -8420,16 +8420,16 @@
                 <w:sz w:val="24"/>
                 <w:szCs w:val="24"/>
               </w:rPr>
-              <w:t xml:space="preserve">е) произведение обыска граждан и транспортных средств, согласно правилам установленным на охраняемых </w:t>
-            </w:r>
-            <w:r>
-              <w:rPr>
-                <w:rFonts w:ascii="Times New Roman" w:eastAsia="Times New Roman" w:hAnsi="Times New Roman" w:cs="Times New Roman"/>
-                <w:sz w:val="24"/>
-                <w:szCs w:val="24"/>
-                <w:shd w:val="clear" w:color="auto" w:fill="F4CCCC"/>
-              </w:rPr>
-              <w:t xml:space="preserve">Национальной Гвардией</w:t>
+              <w:t xml:space="preserve">е) произведение </w:t>
+            </w:r>
+            <w:r>
+              <w:rPr>
+                <w:rFonts w:ascii="Times New Roman" w:eastAsia="Times New Roman" w:hAnsi="Times New Roman" w:cs="Times New Roman"/>
+                <w:sz w:val="24"/>
+                <w:szCs w:val="24"/>
+                <w:shd w:val="clear" w:color="auto" w:fill="F4CCCC"/>
+              </w:rPr>
+              <w:t xml:space="preserve">обыска граждан и транспортных средств, согласно правилам установленным на охраняемых Национальной Гвардией</w:t>
             </w:r>
             <w:r>
               <w:rPr>
@@ -8847,24 +8847,16 @@
                 <w:sz w:val="24"/>
                 <w:szCs w:val="24"/>
               </w:rPr>
-              <w:t xml:space="preserve">е) произведение обыска граждан и транспортных средств, согласно правилам установленным на охраняемых </w:t>
-            </w:r>
-            <w:r>
-              <w:rPr>
-                <w:rFonts w:ascii="Times New Roman" w:eastAsia="Times New Roman" w:hAnsi="Times New Roman" w:cs="Times New Roman"/>
-                <w:sz w:val="24"/>
-                <w:szCs w:val="24"/>
-                <w:shd w:val="clear" w:color="auto" w:fill="D9EAD3"/>
-              </w:rPr>
-              <w:t xml:space="preserve">SANG</w:t>
-            </w:r>
-            <w:r>
-              <w:rPr>
-                <w:rFonts w:ascii="Times New Roman" w:eastAsia="Times New Roman" w:hAnsi="Times New Roman" w:cs="Times New Roman"/>
-                <w:sz w:val="24"/>
-                <w:szCs w:val="24"/>
-              </w:rPr>
-              <w:t xml:space="preserve"> объектах;</w:t>
+              <w:t xml:space="preserve">е) произведение </w:t>
+            </w:r>
+            <w:r>
+              <w:rPr>
+                <w:rFonts w:ascii="Times New Roman" w:eastAsia="Times New Roman" w:hAnsi="Times New Roman" w:cs="Times New Roman"/>
+                <w:sz w:val="24"/>
+                <w:szCs w:val="24"/>
+                <w:shd w:val="clear" w:color="auto" w:fill="D9EAD3"/>
+              </w:rPr>
+              <w:t xml:space="preserve">внешнего осмотра граждан и транспортных средств на наличие оружия согласно правилам, установленным на охраняемых SANG объектах; личный обыск, обыск транспортных средств и изъятие предметов производятся в порядке статьи 17.3 Процессуального кодекса штата San-Andreas;</w:t>
             </w:r>
           </w:p>
           <w:p>
@@ -10575,7 +10567,7 @@
                 <w:szCs w:val="24"/>
                 <w:shd w:val="clear" w:color="auto" w:fill="D9EAD3"/>
               </w:rPr>
-              <w:t xml:space="preserve">До передачи задержанного военнослужащие SANG производят только первичный обыск в целях изъятия оружия и предметов, представляющих опасность; обыск задержанного, его вещей и транспортного средства производится сотрудником, принявшим задержанного,</w:t>
+              <w:t xml:space="preserve">До передачи задержанного военнослужащие SANG вправе произвести только внешний осмотр задержанного на наличие оружия; личный обыск задержанного, обыск его вещей и транспортного средства, а также изъятие оружия и иных предметов производятся сотрудником, принявшим задержанного,</w:t>
             </w:r>
             <w:r>
               <w:rPr>
@@ -10592,7 +10584,7 @@
                 <w:szCs w:val="24"/>
                 <w:shd w:val="clear" w:color="auto" w:fill="D9EAD3"/>
               </w:rPr>
-              <w:t xml:space="preserve">кодексом штата San-Andreas.</w:t>
+              <w:t xml:space="preserve">кодексом штата San-Andreas. Военнослужащие SANG изъятие оружия и иных предметов не производят.</w:t>
             </w:r>
           </w:p>
           <w:p>

--- a/Законы/Законопроекты/ACT. 003 — Законы о государственных органах.docx
+++ b/Законы/Законопроекты/ACT. 003 — Законы о государственных органах.docx
@@ -6399,7 +6399,7 @@
                 <w:szCs w:val="24"/>
                 <w:shd w:val="clear" w:color="auto" w:fill="D9EAD3"/>
               </w:rPr>
-              <w:t xml:space="preserve">внешний осмотр лиц и транспортных средств на наличие оружия, поиск подозреваемых и</w:t>
+              <w:t xml:space="preserve">первичный (личный) обыск лиц и транспортных средств на месте в целях обнаружения оружия, боеприпасов и предметов, представляющих непосредственную опасность, поиск подозреваемых и</w:t>
             </w:r>
             <w:r>
               <w:rPr>
@@ -6416,7 +6416,7 @@
                 <w:szCs w:val="24"/>
                 <w:shd w:val="clear" w:color="auto" w:fill="D9EAD3"/>
               </w:rPr>
-              <w:t xml:space="preserve">USSS. Обыск жилых и нежилых помещений производится в порядке статьи 4 Процессуального кодекса штата San-Andreas; личный обыск, обыск транспортных средств, изъятие оружия и иных предметов, а также иные процессуальные действия в отношении задержанных производятся в порядке статьи 17.3 Процессуального кодекса</w:t>
+              <w:t xml:space="preserve">USSS. Обыск жилых и нежилых помещений производится в порядке статьи 4 Процессуального кодекса штата San-Andreas; вторичный обыск, процессуальное изъятие оружия и иных предметов, водворение в место содержания под стражей, а также иные процессуальные действия производятся сотрудниками LSPD, LSCSD или FIB после передачи задержанного в порядке статьи 17.3 Процессуального кодекса</w:t>
             </w:r>
             <w:r>
               <w:rPr>
@@ -8420,7 +8420,7 @@
                 <w:sz w:val="24"/>
                 <w:szCs w:val="24"/>
               </w:rPr>
-              <w:t xml:space="preserve">е) произведение </w:t>
+              <w:t xml:space="preserve">е) произведение обыска граждан и транспортных </w:t>
             </w:r>
             <w:r>
               <w:rPr>
@@ -8429,15 +8429,7 @@
                 <w:szCs w:val="24"/>
                 <w:shd w:val="clear" w:color="auto" w:fill="F4CCCC"/>
               </w:rPr>
-              <w:t xml:space="preserve">обыска граждан и транспортных средств, согласно правилам установленным на охраняемых Национальной Гвардией</w:t>
-            </w:r>
-            <w:r>
-              <w:rPr>
-                <w:rFonts w:ascii="Times New Roman" w:eastAsia="Times New Roman" w:hAnsi="Times New Roman" w:cs="Times New Roman"/>
-                <w:sz w:val="24"/>
-                <w:szCs w:val="24"/>
-              </w:rPr>
-              <w:t xml:space="preserve"> объектах;</w:t>
+              <w:t xml:space="preserve">средств, согласно правилам установленным на охраняемых Национальной Гвардией объектах;</w:t>
             </w:r>
           </w:p>
           <w:p>
@@ -8856,7 +8848,24 @@
                 <w:szCs w:val="24"/>
                 <w:shd w:val="clear" w:color="auto" w:fill="D9EAD3"/>
               </w:rPr>
-              <w:t xml:space="preserve">внешнего осмотра граждан и транспортных средств на наличие оружия согласно правилам, установленным на охраняемых SANG объектах; личный обыск, обыск транспортных средств и изъятие предметов производятся в порядке статьи 17.3 Процессуального кодекса штата San-Andreas;</w:t>
+              <w:t xml:space="preserve">первичного (личного) </w:t>
+            </w:r>
+            <w:r>
+              <w:rPr>
+                <w:rFonts w:ascii="Times New Roman" w:eastAsia="Times New Roman" w:hAnsi="Times New Roman" w:cs="Times New Roman"/>
+                <w:sz w:val="24"/>
+                <w:szCs w:val="24"/>
+              </w:rPr>
+              <w:t xml:space="preserve">обыска граждан и транспортных </w:t>
+            </w:r>
+            <w:r>
+              <w:rPr>
+                <w:rFonts w:ascii="Times New Roman" w:eastAsia="Times New Roman" w:hAnsi="Times New Roman" w:cs="Times New Roman"/>
+                <w:sz w:val="24"/>
+                <w:szCs w:val="24"/>
+                <w:shd w:val="clear" w:color="auto" w:fill="D9EAD3"/>
+              </w:rPr>
+              <w:t xml:space="preserve">средств согласно правилам, установленным на охраняемых SANG объектах, в целях обнаружения оружия, боеприпасов и предметов, представляющих непосредственную опасность; процессуальное изъятие обнаруженного оружия и предметов, а также вторичный обыск производятся сотрудниками LSPD, LSCSD или FIB в порядке статьи 17.3 Процессуального кодекса штата San-Andreas;</w:t>
             </w:r>
           </w:p>
           <w:p>
@@ -9780,52 +9789,52 @@
                 <w:szCs w:val="24"/>
                 <w:shd w:val="clear" w:color="auto" w:fill="D9EAD3"/>
               </w:rPr>
-              <w:t xml:space="preserve">ч. 1 SANG осуществляет патрулирование:</w:t>
-            </w:r>
-          </w:p>
-          <w:p>
-            <w:pPr>
-              <w:widowControl w:val="0"/>
-              <w:spacing w:line="240" w:lineRule="auto"/>
-            </w:pPr>
-            <w:r>
-              <w:rPr>
-                <w:rFonts w:ascii="Times New Roman" w:eastAsia="Times New Roman" w:hAnsi="Times New Roman" w:cs="Times New Roman"/>
-                <w:sz w:val="24"/>
-                <w:szCs w:val="24"/>
-                <w:shd w:val="clear" w:color="auto" w:fill="D9EAD3"/>
-              </w:rPr>
-              <w:t xml:space="preserve">а) территории охраняемых SANG объектов и прилегающей местности в радиусе 2 км — в порядке части 1 статьи 7 настоящего Закона;</w:t>
-            </w:r>
-          </w:p>
-          <w:p>
-            <w:pPr>
-              <w:widowControl w:val="0"/>
-              <w:spacing w:line="240" w:lineRule="auto"/>
-            </w:pPr>
-            <w:r>
-              <w:rPr>
-                <w:rFonts w:ascii="Times New Roman" w:eastAsia="Times New Roman" w:hAnsi="Times New Roman" w:cs="Times New Roman"/>
-                <w:sz w:val="24"/>
-                <w:szCs w:val="24"/>
-                <w:shd w:val="clear" w:color="auto" w:fill="D9EAD3"/>
-              </w:rPr>
-              <w:t xml:space="preserve">б) территории округа Блэйн и округа Лос-Сантос за пределами города Лос-Сантос — в пределах территориальной юрисдикции, установленной частью 8 статьи 2 настоящего Закона;</w:t>
-            </w:r>
-          </w:p>
-          <w:p>
-            <w:pPr>
-              <w:widowControl w:val="0"/>
-              <w:spacing w:line="240" w:lineRule="auto"/>
-            </w:pPr>
-            <w:r>
-              <w:rPr>
-                <w:rFonts w:ascii="Times New Roman" w:eastAsia="Times New Roman" w:hAnsi="Times New Roman" w:cs="Times New Roman"/>
-                <w:sz w:val="24"/>
-                <w:szCs w:val="24"/>
-                <w:shd w:val="clear" w:color="auto" w:fill="D9EAD3"/>
-              </w:rPr>
-              <w:t xml:space="preserve">в) территории города Лос-Сантос — в составе усиленных патрулей по запросу LSPD или FIB совместно с их сотрудниками, а также в период чрезвычайного или военного положения и при проведении контртеррористической операции.</w:t>
+              <w:t xml:space="preserve">ч. 1 Войска SANG осуществляют патрулирование на всей территории штата San-Andreas (включая территорию округа Блэйн, округа Лос-Сантос, города Лос-Сантос и острова Кайо-Перико) со следующими оговорками:</w:t>
+            </w:r>
+          </w:p>
+          <w:p>
+            <w:pPr>
+              <w:widowControl w:val="0"/>
+              <w:spacing w:line="240" w:lineRule="auto"/>
+            </w:pPr>
+            <w:r>
+              <w:rPr>
+                <w:rFonts w:ascii="Times New Roman" w:eastAsia="Times New Roman" w:hAnsi="Times New Roman" w:cs="Times New Roman"/>
+                <w:sz w:val="24"/>
+                <w:szCs w:val="24"/>
+                <w:shd w:val="clear" w:color="auto" w:fill="D9EAD3"/>
+              </w:rPr>
+              <w:t xml:space="preserve">а) патрулирование территории охраняемых SANG объектов и прилегающей местности в радиусе 2 км осуществляется в порядке части 1 статьи 7 настоящего Закона;</w:t>
+            </w:r>
+          </w:p>
+          <w:p>
+            <w:pPr>
+              <w:widowControl w:val="0"/>
+              <w:spacing w:line="240" w:lineRule="auto"/>
+            </w:pPr>
+            <w:r>
+              <w:rPr>
+                <w:rFonts w:ascii="Times New Roman" w:eastAsia="Times New Roman" w:hAnsi="Times New Roman" w:cs="Times New Roman"/>
+                <w:sz w:val="24"/>
+                <w:szCs w:val="24"/>
+                <w:shd w:val="clear" w:color="auto" w:fill="D9EAD3"/>
+              </w:rPr>
+              <w:t xml:space="preserve">б) патрулирование на территории округа Блэйн и округа Лос-Сантос за пределами города Лос-Сантос осуществляется патрулями SANG самостоятельно;</w:t>
+            </w:r>
+          </w:p>
+          <w:p>
+            <w:pPr>
+              <w:widowControl w:val="0"/>
+              <w:spacing w:line="240" w:lineRule="auto"/>
+            </w:pPr>
+            <w:r>
+              <w:rPr>
+                <w:rFonts w:ascii="Times New Roman" w:eastAsia="Times New Roman" w:hAnsi="Times New Roman" w:cs="Times New Roman"/>
+                <w:sz w:val="24"/>
+                <w:szCs w:val="24"/>
+                <w:shd w:val="clear" w:color="auto" w:fill="D9EAD3"/>
+              </w:rPr>
+              <w:t xml:space="preserve">в) при осуществлении патрулирования на территории города Лос-Сантос военнослужащие SANG заблаговременно уведомляют LSPD и FIB посредством волны департамента (рации департамента), либо осуществляют совместное патрулирование с сотрудниками LSPD или FIB, либо действуют в период действия чрезвычайного или военного положения или проведения контртеррористической операции.</w:t>
             </w:r>
           </w:p>
           <w:p>
@@ -9855,37 +9864,37 @@
                 <w:szCs w:val="24"/>
                 <w:shd w:val="clear" w:color="auto" w:fill="D9EAD3"/>
               </w:rPr>
-              <w:t xml:space="preserve">ч. 3 При патрулировании военнослужащие SANG вправе: требовать от граждан соблюдения общественного порядка и прекращения правонарушений; пресекать преступления; проверять документы, удостоверяющие личность, у лиц, в отношении которых имеются основания полагать, что они совершили правонарушение или находятся в розыске; охранять место происшествия до прибытия сотрудников правоохранительных органов; производить задержание с передачей задержанного в порядке статьи 17.3 Процессуального кодекса штата San-Andreas; оказывать содействие правоохранительным органам.</w:t>
-            </w:r>
-          </w:p>
-          <w:p>
-            <w:pPr>
-              <w:widowControl w:val="0"/>
-              <w:spacing w:line="240" w:lineRule="auto"/>
-            </w:pPr>
-            <w:r>
-              <w:rPr>
-                <w:rFonts w:ascii="Times New Roman" w:eastAsia="Times New Roman" w:hAnsi="Times New Roman" w:cs="Times New Roman"/>
-                <w:sz w:val="24"/>
-                <w:szCs w:val="24"/>
-                <w:shd w:val="clear" w:color="auto" w:fill="D9EAD3"/>
-              </w:rPr>
-              <w:t xml:space="preserve">ч. 4 Патруль SANG не назначает меры наказания, не составляет протоколы об административных правонарушениях и не проводит процессуальные действия, отнесённые к компетенции правоохранительных органов. Выявленные административные правонарушения фиксируются и передаются в LSPD или LSCSD по территориальности.</w:t>
-            </w:r>
-          </w:p>
-          <w:p>
-            <w:pPr>
-              <w:widowControl w:val="0"/>
-              <w:spacing w:line="240" w:lineRule="auto"/>
-            </w:pPr>
-            <w:r>
-              <w:rPr>
-                <w:rFonts w:ascii="Times New Roman" w:eastAsia="Times New Roman" w:hAnsi="Times New Roman" w:cs="Times New Roman"/>
-                <w:sz w:val="24"/>
-                <w:szCs w:val="24"/>
-                <w:shd w:val="clear" w:color="auto" w:fill="D9EAD3"/>
-              </w:rPr>
-              <w:t xml:space="preserve">ч. 5 Военнослужащие патруля обязаны находиться в форменной одежде SANG, иметь при себе удостоверение, использовать служебный транспорт и вести видеофиксацию в порядке части 5 статьи 10 настоящего Закона.</w:t>
+              <w:t xml:space="preserve">ч. 3 При патрулировании военнослужащие SANG вправе: требовать от граждан соблюдения общественного порядка и прекращения правонарушений; пресекать преступления и правонарушения; проверять документы, удостоверяющие личность, у лиц, в отношении которых имеются основания полагать, что они совершили правонарушение или находятся в розыске; охранять место происшествия до прибытия сотрудников правоохранительных органов; производить задержание лиц, совершивших правонарушение, с проведением первичного (личного) обыска без права изъятия оружия и предметов и незамедлительной доставкой и передачей задержанного в порядке статьи 17.3 Процессуального кодекса штата San-Andreas; оказывать содействие правоохранительным органам.</w:t>
+            </w:r>
+          </w:p>
+          <w:p>
+            <w:pPr>
+              <w:widowControl w:val="0"/>
+              <w:spacing w:line="240" w:lineRule="auto"/>
+            </w:pPr>
+            <w:r>
+              <w:rPr>
+                <w:rFonts w:ascii="Times New Roman" w:eastAsia="Times New Roman" w:hAnsi="Times New Roman" w:cs="Times New Roman"/>
+                <w:sz w:val="24"/>
+                <w:szCs w:val="24"/>
+                <w:shd w:val="clear" w:color="auto" w:fill="D9EAD3"/>
+              </w:rPr>
+              <w:t xml:space="preserve">ч. 4 Патруль SANG не назначает меры наказания, не составляет протоколы об административных правонарушениях, не проводит процессуальные действия, отнесённые к исключительной компетенции правоохранительных органов, и не производит изъятие оружия и запрещённых предметов. Выявленные административные правонарушения фиксируются и передаются в LSPD или LSCSD по территориальности.</w:t>
+            </w:r>
+          </w:p>
+          <w:p>
+            <w:pPr>
+              <w:widowControl w:val="0"/>
+              <w:spacing w:line="240" w:lineRule="auto"/>
+            </w:pPr>
+            <w:r>
+              <w:rPr>
+                <w:rFonts w:ascii="Times New Roman" w:eastAsia="Times New Roman" w:hAnsi="Times New Roman" w:cs="Times New Roman"/>
+                <w:sz w:val="24"/>
+                <w:szCs w:val="24"/>
+                <w:shd w:val="clear" w:color="auto" w:fill="D9EAD3"/>
+              </w:rPr>
+              <w:t xml:space="preserve">ч. 5 Военнослужащие патруля обязаны находиться в форменной одежде SANG, иметь при себе служебное удостоверение (нашивку), использовать служебный транспорт и вести видеофиксацию в порядке части 5 статьи 10 настоящего Закона.</w:t>
             </w:r>
           </w:p>
         </w:tc>
@@ -10379,24 +10388,7 @@
                 <w:szCs w:val="24"/>
                 <w:shd w:val="clear" w:color="auto" w:fill="F4CCCC"/>
               </w:rPr>
-              <w:t xml:space="preserve">Задержанные лица, находящиеся при них вещи и документы, а также их транспортные средства подвергаются обыску</w:t>
-            </w:r>
-            <w:r>
-              <w:rPr>
-                <w:rFonts w:ascii="Times New Roman" w:eastAsia="Times New Roman" w:hAnsi="Times New Roman" w:cs="Times New Roman"/>
-                <w:sz w:val="24"/>
-                <w:szCs w:val="24"/>
-              </w:rPr>
-              <w:t xml:space="preserve"> в порядке, установленном Процессуальным </w:t>
-            </w:r>
-            <w:r>
-              <w:rPr>
-                <w:rFonts w:ascii="Times New Roman" w:eastAsia="Times New Roman" w:hAnsi="Times New Roman" w:cs="Times New Roman"/>
-                <w:sz w:val="24"/>
-                <w:szCs w:val="24"/>
-                <w:shd w:val="clear" w:color="auto" w:fill="F4CCCC"/>
-              </w:rPr>
-              <w:t xml:space="preserve">Кодексом.</w:t>
+              <w:t xml:space="preserve">Задержанные лица, находящиеся при них вещи и документы, а также их транспортные средства подвергаются обыску в порядке, установленном Процессуальным Кодексом.</w:t>
             </w:r>
           </w:p>
           <w:p>
@@ -10476,7 +10468,7 @@
                 <w:szCs w:val="24"/>
                 <w:shd w:val="clear" w:color="auto" w:fill="D9EAD3"/>
               </w:rPr>
-              <w:t xml:space="preserve">Военнослужащие SANG вправе провести задержание лица и передать его сотрудникам LSPD, LSCSD или FIB для проведения процессуальных действий в случаях и порядке, предусмотренных статьёй 17.3 Процессуального кодекса штата San-Andreas: при нарушении пропускного режима либо совершении правонарушения на территории охраняемых SANG объектов и прилегающей к ним местности; при совершении преступления в отношении военнослужащего SANG или имущества SANG; в отношении военнослужащего SANG — по делам о воинских преступлениях; при патрулировании в порядке статьи 7.1 настоящего Закона — в отношении лица, застигнутого при совершении преступления либо находящегося в розыске; в период чрезвычайного или военного положения, при проведении контртеррористической операции, а также при оказании содействия правоохранительным органам по их запросу. Военнослужащие SANG не разъясняют задержанному права, не назначают меры наказания и не помещают задержанных в места содержания под стражей; указанные действия производит сотрудник, принявший задержанного.</w:t>
+              <w:t xml:space="preserve">Военнослужащие SANG вправе провести задержание лица и передать его сотрудникам LSPD, LSCSD или FIB для проведения процессуальных действий в случаях и порядке, предусмотренных статьёй 17.3 Процессуального кодекса штата San-Andreas: при совершении правонарушения на территории охраняемых SANG объектов и прилегающей к ним местности; при совершении правонарушения в отношении военнослужащего SANG или имущества SANG; в отношении военнослужащего SANG — по делам о воинских правонарушениях; при патрулировании в порядке статьи 7.1 настоящего Закона — в отношении лица, застигнутого при совершении правонарушения либо находящегося в розыске; в период чрезвычайного или военного положения, при проведении контртеррористической операции, а также при оказании содействия правоохранительным органам по их запросу. Военнослужащие SANG не разъясняют задержанному права, не назначают меры наказания и не помещают задержанных в места содержания под стражей; указанные действия производит сотрудник, принявший задержанного.</w:t>
             </w:r>
           </w:p>
           <w:p>
@@ -10567,24 +10559,7 @@
                 <w:szCs w:val="24"/>
                 <w:shd w:val="clear" w:color="auto" w:fill="D9EAD3"/>
               </w:rPr>
-              <w:t xml:space="preserve">До передачи задержанного военнослужащие SANG вправе произвести только внешний осмотр задержанного на наличие оружия; личный обыск задержанного, обыск его вещей и транспортного средства, а также изъятие оружия и иных предметов производятся сотрудником, принявшим задержанного,</w:t>
-            </w:r>
-            <w:r>
-              <w:rPr>
-                <w:rFonts w:ascii="Times New Roman" w:eastAsia="Times New Roman" w:hAnsi="Times New Roman" w:cs="Times New Roman"/>
-                <w:sz w:val="24"/>
-                <w:szCs w:val="24"/>
-              </w:rPr>
-              <w:t xml:space="preserve"> в порядке, установленном Процессуальным </w:t>
-            </w:r>
-            <w:r>
-              <w:rPr>
-                <w:rFonts w:ascii="Times New Roman" w:eastAsia="Times New Roman" w:hAnsi="Times New Roman" w:cs="Times New Roman"/>
-                <w:sz w:val="24"/>
-                <w:szCs w:val="24"/>
-                <w:shd w:val="clear" w:color="auto" w:fill="D9EAD3"/>
-              </w:rPr>
-              <w:t xml:space="preserve">кодексом штата San-Andreas. Военнослужащие SANG изъятие оружия и иных предметов не производят.</w:t>
+              <w:t xml:space="preserve">Военнослужащие SANG на месте задержания проводят первичный (личный) обыск задержанного в целях обнаружения оружия, боеприпасов, спецсредств и предметов, представляющих непосредственную опасность, без права их изъятия. Процессуальное изъятие оружия и запрещённых предметов, а также вторичный обыск осуществляются сотрудниками LSPD, LSCSD или FIB, принявшими задержанного, на стадии ареста в порядке статей 17, 25 и 27 Процессуального кодекса штата San-Andreas. Военнослужащие SANG процессуальное изъятие оружия и предметов не производят.</w:t>
             </w:r>
           </w:p>
           <w:p>

--- a/Законы/Законопроекты/ACT. 003 — Законы о государственных органах.docx
+++ b/Законы/Законопроекты/ACT. 003 — Законы о государственных органах.docx
@@ -2450,7 +2450,7 @@
                 <w:szCs w:val="24"/>
                 <w:shd w:val="clear" w:color="auto" w:fill="D9EAD3"/>
               </w:rPr>
-              <w:t xml:space="preserve">случаях, предусмотренных частью 4 статьи 4 Процессуального кодекса штата San-Andreas: при пресечении совершаемого там общественно опасного деяния, при преследовании по горячим следам</w:t>
+              <w:t xml:space="preserve">случаях, предусмотренных действующим законодательством штата San-Andreas: при пресечении совершаемого там общественно опасного деяния, при преследовании по горячим следам</w:t>
             </w:r>
             <w:r>
               <w:rPr>
@@ -4156,7 +4156,7 @@
                 <w:szCs w:val="24"/>
                 <w:shd w:val="clear" w:color="auto" w:fill="D9EAD3"/>
               </w:rPr>
-              <w:t xml:space="preserve">вправе присоединиться к задержанию, проводимому сотрудниками правоохранительных органов, в качестве субъекта задержания и с согласия инициатора задержания провести допрос подозреваемого в порядке пункта «з» части 1 статьи 18 Процессуального кодекса штата San-Andreas,</w:t>
+              <w:t xml:space="preserve">вправе присоединиться к задержанию, проводимому сотрудниками правоохранительных органов, в качестве субъекта задержания и с согласия инициатора задержания провести допрос подозреваемого в порядке, установленном действующим законодательством штата San-Andreas,</w:t>
             </w:r>
             <w:r>
               <w:rPr>
@@ -5704,7 +5704,7 @@
                 <w:szCs w:val="24"/>
                 <w:shd w:val="clear" w:color="auto" w:fill="D9EAD3"/>
               </w:rPr>
-              <w:t xml:space="preserve">правонарушений, и передавать их сотрудникам LSPD, LSCSD или FIB в порядке статьи 17.3 Процессуального кодекса штата San-Andreas; при задержании на основании ордера или судебного акта — проводить процессуальные действия самостоятельно;</w:t>
+              <w:t xml:space="preserve">правонарушений, и передавать их сотрудникам LSPD, LSCSD или FIB в порядке, установленном действующим законодательством штата San-Andreas; при задержании на основании ордера или судебного акта — проводить процессуальные действия самостоятельно;</w:t>
             </w:r>
           </w:p>
           <w:p>
@@ -5741,7 +5741,7 @@
                 <w:szCs w:val="24"/>
                 <w:shd w:val="clear" w:color="auto" w:fill="D9EAD3"/>
               </w:rPr>
-              <w:t xml:space="preserve">в случаях, предусмотренных частью 4 статьи 4 Процессуального кодекса штата San-Andreas, а также для устранения непосредственной угрозы</w:t>
+              <w:t xml:space="preserve">в случаях, предусмотренных действующим законодательством штата San-Andreas, а также для устранения непосредственной угрозы</w:t>
             </w:r>
             <w:r>
               <w:rPr>
@@ -6416,7 +6416,7 @@
                 <w:szCs w:val="24"/>
                 <w:shd w:val="clear" w:color="auto" w:fill="D9EAD3"/>
               </w:rPr>
-              <w:t xml:space="preserve">USSS. Обыск жилых и нежилых помещений производится в порядке статьи 4 Процессуального кодекса штата San-Andreas; вторичный обыск, процессуальное изъятие оружия и иных предметов, водворение в место содержания под стражей, а также иные процессуальные действия производятся сотрудниками LSPD, LSCSD или FIB после передачи задержанного в порядке статьи 17.3 Процессуального кодекса</w:t>
+              <w:t xml:space="preserve">USSS. Обыск жилых и нежилых помещений производится на основании судебного акта либо ордера; вторичный обыск, процессуальное изъятие оружия и иных предметов, водворение в место содержания под стражей, а также иные процессуальные действия производятся сотрудниками LSPD, LSCSD или FIB после передачи задержанного в порядке, установленном действующим законодательством</w:t>
             </w:r>
             <w:r>
               <w:rPr>
@@ -6956,7 +6956,7 @@
                 <w:szCs w:val="24"/>
                 <w:shd w:val="clear" w:color="auto" w:fill="D9EAD3"/>
               </w:rPr>
-              <w:t xml:space="preserve">лиц, за исключением задержанных на основании ордера или судебного акта, USSS передаёт сотрудникам LSPD, LSCSD либо FIB в зависимости от территориальной юрисдикции и компетенции в порядке статьи 17.3 Процессуального кодекса штата San-Andreas.</w:t>
+              <w:t xml:space="preserve">лиц, за исключением задержанных на основании ордера или судебного акта, USSS передаёт сотрудникам LSPD, LSCSD либо FIB в зависимости от территориальной юрисдикции и компетенции в порядке, установленном действующим законодательством штата San-Andreas.</w:t>
             </w:r>
           </w:p>
         </w:tc>
@@ -8865,7 +8865,7 @@
                 <w:szCs w:val="24"/>
                 <w:shd w:val="clear" w:color="auto" w:fill="D9EAD3"/>
               </w:rPr>
-              <w:t xml:space="preserve">средств согласно правилам, установленным на охраняемых SANG объектах, в целях обнаружения оружия, боеприпасов и предметов, представляющих непосредственную опасность; процессуальное изъятие обнаруженного оружия и предметов, а также вторичный обыск производятся сотрудниками LSPD, LSCSD или FIB в порядке статьи 17.3 Процессуального кодекса штата San-Andreas;</w:t>
+              <w:t xml:space="preserve">средств согласно правилам, установленным на охраняемых SANG объектах, в целях обнаружения оружия, боеприпасов и предметов, представляющих непосредственную опасность; процессуальное изъятие обнаруженного оружия и предметов, а также вторичный обыск производятся сотрудниками LSPD, LSCSD или FIB в порядке, установленном действующим законодательством штата San-Andreas;</w:t>
             </w:r>
           </w:p>
           <w:p>
@@ -9507,7 +9507,7 @@
                 <w:szCs w:val="24"/>
                 <w:shd w:val="clear" w:color="auto" w:fill="D9EAD3"/>
               </w:rPr>
-              <w:t xml:space="preserve">судебного акта и ордера исключительно в случаях, предусмотренных частью 4 статьи 4 Процессуального кодекса штата San-Andreas:</w:t>
+              <w:t xml:space="preserve">судебного акта и ордера исключительно в случаях, предусмотренных действующим законодательством штата San-Andreas:</w:t>
             </w:r>
           </w:p>
           <w:p>
@@ -9864,7 +9864,7 @@
                 <w:szCs w:val="24"/>
                 <w:shd w:val="clear" w:color="auto" w:fill="D9EAD3"/>
               </w:rPr>
-              <w:t xml:space="preserve">ч. 3 При патрулировании военнослужащие SANG вправе: требовать от граждан соблюдения общественного порядка и прекращения правонарушений; пресекать преступления и правонарушения; проверять документы, удостоверяющие личность, у лиц, в отношении которых имеются основания полагать, что они совершили правонарушение или находятся в розыске; охранять место происшествия до прибытия сотрудников правоохранительных органов; производить задержание лиц, совершивших правонарушение, с проведением первичного (личного) обыска без права изъятия оружия и предметов и незамедлительной доставкой и передачей задержанного в порядке статьи 17.3 Процессуального кодекса штата San-Andreas; оказывать содействие правоохранительным органам.</w:t>
+              <w:t xml:space="preserve">ч. 3 При патрулировании военнослужащие SANG вправе: требовать от граждан соблюдения общественного порядка и прекращения правонарушений; пресекать преступления и правонарушения; проверять документы, удостоверяющие личность, у лиц, в отношении которых имеются основания полагать, что они совершили правонарушение или находятся в розыске; охранять место происшествия до прибытия сотрудников правоохранительных органов; производить задержание лиц, совершивших правонарушение, с проведением первичного (личного) обыска без права изъятия оружия и предметов и незамедлительной доставкой и передачей задержанного в порядке, установленном действующим законодательством штата San-Andreas; оказывать содействие правоохранительным органам.</w:t>
             </w:r>
           </w:p>
           <w:p>
@@ -10468,7 +10468,7 @@
                 <w:szCs w:val="24"/>
                 <w:shd w:val="clear" w:color="auto" w:fill="D9EAD3"/>
               </w:rPr>
-              <w:t xml:space="preserve">Военнослужащие SANG вправе провести задержание лица и передать его сотрудникам LSPD, LSCSD или FIB для проведения процессуальных действий в случаях и порядке, предусмотренных статьёй 17.3 Процессуального кодекса штата San-Andreas: при совершении правонарушения на территории охраняемых SANG объектов и прилегающей к ним местности; при совершении правонарушения в отношении военнослужащего SANG или имущества SANG; в отношении военнослужащего SANG — по делам о воинских правонарушениях; при патрулировании в порядке статьи 7.1 настоящего Закона — в отношении лица, застигнутого при совершении правонарушения либо находящегося в розыске; в период чрезвычайного или военного положения, при проведении контртеррористической операции, а также при оказании содействия правоохранительным органам по их запросу. Военнослужащие SANG не разъясняют задержанному права, не назначают меры наказания и не помещают задержанных в места содержания под стражей; указанные действия производит сотрудник, принявший задержанного.</w:t>
+              <w:t xml:space="preserve">Военнослужащие SANG вправе провести задержание лица и передать его сотрудникам LSPD, LSCSD или FIB для проведения процессуальных действий в случаях и порядке, предусмотренных действующим законодательством штата San-Andreas: при совершении правонарушения на территории охраняемых SANG объектов и прилегающей к ним местности; при совершении правонарушения в отношении военнослужащего SANG или имущества SANG; в отношении военнослужащего SANG — по делам о воинских правонарушениях; при патрулировании в порядке статьи 7.1 настоящего Закона — в отношении лица, застигнутого при совершении правонарушения либо находящегося в розыске; в период чрезвычайного или военного положения, при проведении контртеррористической операции, а также при оказании содействия правоохранительным органам по их запросу. Военнослужащие SANG не разъясняют задержанному права, не назначают меры наказания и не помещают задержанных в места содержания под стражей; указанные действия производит сотрудник, принявший задержанного.</w:t>
             </w:r>
           </w:p>
           <w:p>
@@ -10491,7 +10491,7 @@
                 <w:szCs w:val="24"/>
                 <w:shd w:val="clear" w:color="auto" w:fill="D9EAD3"/>
               </w:rPr>
-              <w:t xml:space="preserve">Государственные служащие могут быть задержаны военнослужащими SANG только по основаниям части 4 статьи 19 Процессуального кодекса штата San-Andreas.</w:t>
+              <w:t xml:space="preserve">Государственные служащие могут быть задержаны военнослужащими SANG только по основаниям, предусмотренным действующим законодательством штата San-Andreas.</w:t>
             </w:r>
           </w:p>
           <w:p>
@@ -10559,7 +10559,7 @@
                 <w:szCs w:val="24"/>
                 <w:shd w:val="clear" w:color="auto" w:fill="D9EAD3"/>
               </w:rPr>
-              <w:t xml:space="preserve">Военнослужащие SANG на месте задержания проводят первичный (личный) обыск задержанного в целях обнаружения оружия, боеприпасов, спецсредств и предметов, представляющих непосредственную опасность, без права их изъятия. Процессуальное изъятие оружия и запрещённых предметов, а также вторичный обыск осуществляются сотрудниками LSPD, LSCSD или FIB, принявшими задержанного, на стадии ареста в порядке статей 17, 25 и 27 Процессуального кодекса штата San-Andreas. Военнослужащие SANG процессуальное изъятие оружия и предметов не производят.</w:t>
+              <w:t xml:space="preserve">Военнослужащие SANG на месте задержания проводят первичный (личный) обыск задержанного в целях обнаружения оружия, боеприпасов, спецсредств и предметов, представляющих непосредственную опасность, без права их изъятия. Процессуальное изъятие оружия и запрещённых предметов, а также вторичный обыск осуществляются сотрудниками LSPD, LSCSD или FIB, принявшими задержанного, на стадии ареста в порядке, установленном действующим законодательством штата San-Andreas. Военнослужащие SANG процессуальное изъятие оружия и предметов не производят.</w:t>
             </w:r>
           </w:p>
           <w:p>
@@ -10616,7 +10616,7 @@
                 <w:szCs w:val="24"/>
                 <w:shd w:val="clear" w:color="auto" w:fill="D9EAD3"/>
               </w:rPr>
-              <w:t xml:space="preserve"> После передачи задержанного военнослужащий вправе присутствовать при производстве процессуальных действий до их окончания в порядке пункта «м» части 1 статьи 18 Процессуального кодекса штата San-Andreas.</w:t>
+              <w:t xml:space="preserve"> После передачи задержанного военнослужащий вправе присутствовать при производстве процессуальных действий до их окончания в порядке, установленном действующим законодательством штата San-Andreas.</w:t>
             </w:r>
           </w:p>
         </w:tc>
@@ -11361,7 +11361,7 @@
                 <w:szCs w:val="24"/>
                 <w:shd w:val="clear" w:color="auto" w:fill="D9EAD3"/>
               </w:rPr>
-              <w:t xml:space="preserve">только в случаях, предусмотренных частью 4 статьи 19 Процессуального кодекса штата San-Andreas: при наличии ордера или судебного акта; когда он застигнут при совершении преступления или непосредственно после его совершения; когда его</w:t>
+              <w:t xml:space="preserve">только в случаях, предусмотренных частью 3 настоящей статьи и действующим законодательством штата San-Andreas: при наличии ордера или судебного акта; когда он застигнут при совершении преступления или непосредственно после его совершения; когда его</w:t>
             </w:r>
             <w:r>
               <w:rPr>
@@ -11378,7 +11378,7 @@
                 <w:szCs w:val="24"/>
                 <w:shd w:val="clear" w:color="auto" w:fill="D9EAD3"/>
               </w:rPr>
-              <w:t xml:space="preserve">окружающих; по требованию лиц, уполномоченных на это Процессуальным кодексом штата San-Andreas. Задержание производится в порядке статьи 19 Процессуального кодекса штата San-Andreas.</w:t>
+              <w:t xml:space="preserve">окружающих; по требованию лиц, уполномоченных на это Процессуальным кодексом штата San-Andreas. Задержание производится в порядке, установленном действующим законодательством штата San-Andreas.</w:t>
             </w:r>
           </w:p>
           <w:p>

--- a/Законы/Законопроекты/ACT. 003 — Законы о государственных органах.docx
+++ b/Законы/Законопроекты/ACT. 003 — Законы о государственных органах.docx
@@ -175,7 +175,7 @@
           <w:sz w:val="24"/>
           <w:szCs w:val="24"/>
         </w:rPr>
-        <w:t xml:space="preserve">В законы о деятельности региональных правоохранительных органов, о Федеральном Расследовательском Бюро, о Секретной Службе, о Национальной Гвардии, об Экстренной Медицинской Службе и об адвокатуре вносятся изменения: закрепляются единые обозначения органов (LSPD, LSCSD, FIB, USSS, SANG, EMS, ОГП); гарантии правовой защиты сотрудников излагаются по единой формуле со ссылкой на часть 4 статьи 19 Процессуального кодекса; устраняется дублирование подследственности между FIB и USSS; основания входа в помещения и применения огнестрельного оружия приводятся в соответствие с Процессуальным кодексом; легализуется патрулирование SANG с требованиями к составу патруля (статья 7.1) и закрепляется порядок задержания с передачей задержанного; устраняются дублирующие нормы закона о SANG и норма закона о FIB о «прерывании» задержания.</w:t>
+        <w:t xml:space="preserve">В законы о деятельности региональных правоохранительных органов, о Федеральном Расследовательском Бюро, о Секретной Службе, о Национальной Гвардии, об Экстренной Медицинской Службе и об адвокатуре вносятся изменения: закрепляются единые обозначения органов (LSPD, LSCSD, FIB, USSS, SANG, EMS, ОГП); гарантии правовой защиты сотрудников излагаются по единой формуле с исчерпывающим перечнем оснований и отсылкой к действующему законодательству штата San-Andreas; устраняется дублирование подследственности между FIB и USSS; основания входа в помещения и применения огнестрельного оружия приводятся в соответствие с Процессуальным кодексом; легализуется патрулирование SANG с требованиями к составу патруля (статья 7.1) и закрепляется порядок задержания с передачей задержанного; устраняются дублирующие нормы закона о SANG и норма закона о FIB о «прерывании» задержания.</w:t>
       </w:r>
     </w:p>
     <w:p>
@@ -1107,7 +1107,24 @@
                 <w:szCs w:val="24"/>
                 <w:shd w:val="clear" w:color="auto" w:fill="F4CCCC"/>
               </w:rPr>
-              <w:t xml:space="preserve">транспорта. Кроме случаев, когда ввиду своего наркотического, психического или иного другого состояния незаконные действия сотрудника регионального правоохранительного органа несут непосредственную угрозу жизни окружающим людям, а также при наличии ордера правомочного лица, решения суда или в случае совершения ими преступлений.</w:t>
+              <w:t xml:space="preserve">транспорта. Кроме случаев, когда ввиду своего наркотического, психического или иного другого состояния незаконные</w:t>
+            </w:r>
+            <w:r>
+              <w:rPr>
+                <w:rFonts w:ascii="Times New Roman" w:eastAsia="Times New Roman" w:hAnsi="Times New Roman" w:cs="Times New Roman"/>
+                <w:sz w:val="24"/>
+                <w:szCs w:val="24"/>
+              </w:rPr>
+              <w:t xml:space="preserve"> действия сотрудника регионального правоохранительного органа </w:t>
+            </w:r>
+            <w:r>
+              <w:rPr>
+                <w:rFonts w:ascii="Times New Roman" w:eastAsia="Times New Roman" w:hAnsi="Times New Roman" w:cs="Times New Roman"/>
+                <w:sz w:val="24"/>
+                <w:szCs w:val="24"/>
+                <w:shd w:val="clear" w:color="auto" w:fill="F4CCCC"/>
+              </w:rPr>
+              <w:t xml:space="preserve">несут непосредственную угрозу жизни окружающим людям, а также при наличии ордера правомочного лица, решения суда или в случае совершения ими преступлений.</w:t>
             </w:r>
           </w:p>
         </w:tc>
@@ -1198,7 +1215,24 @@
                 <w:szCs w:val="24"/>
                 <w:shd w:val="clear" w:color="auto" w:fill="D9EAD3"/>
               </w:rPr>
-              <w:t xml:space="preserve">транспорта, за исключением случаев, предусмотренных частью 4 статьи 19 Процессуального кодекса штата San-Andreas: при наличии ордера или судебного акта; когда он застигнут при совершении преступления или непосредственно после его совершения; когда его действия создают непосредственную угрозу жизни или здоровью окружающих; по требованию лиц, уполномоченных на это Процессуальным кодексом штата San-Andreas. Задержание производится в порядке статьи 19 Процессуального кодекса штата San-Andreas.</w:t>
+              <w:t xml:space="preserve">транспорта, за исключением случаев, прямо предусмотренных действующим законодательством штата San-Andreas: при наличии законного ордера или судебного акта; когда сотрудник регионального правоохранительного органа застигнут при совершении преступления или непосредственно после его совершения; когда его действия создают непосредственную угрозу жизни или здоровью окружающих, а также по требованию иных лиц, уполномоченных на то законом. Задержание</w:t>
+            </w:r>
+            <w:r>
+              <w:rPr>
+                <w:rFonts w:ascii="Times New Roman" w:eastAsia="Times New Roman" w:hAnsi="Times New Roman" w:cs="Times New Roman"/>
+                <w:sz w:val="24"/>
+                <w:szCs w:val="24"/>
+              </w:rPr>
+              <w:t xml:space="preserve"> сотрудника регионального правоохранительного органа </w:t>
+            </w:r>
+            <w:r>
+              <w:rPr>
+                <w:rFonts w:ascii="Times New Roman" w:eastAsia="Times New Roman" w:hAnsi="Times New Roman" w:cs="Times New Roman"/>
+                <w:sz w:val="24"/>
+                <w:szCs w:val="24"/>
+                <w:shd w:val="clear" w:color="auto" w:fill="D9EAD3"/>
+              </w:rPr>
+              <w:t xml:space="preserve">во всех случаях производится исключительно в порядке, установленном законодательством штата San-Andreas.</w:t>
             </w:r>
           </w:p>
         </w:tc>
@@ -4335,7 +4369,7 @@
                 <w:szCs w:val="24"/>
                 <w:shd w:val="clear" w:color="auto" w:fill="D9EAD3"/>
               </w:rPr>
-              <w:t xml:space="preserve">и иных служебных обязанностей служебных обязанностей </w:t>
+              <w:t xml:space="preserve">и иных служебных обязанностей </w:t>
             </w:r>
             <w:r>
               <w:rPr>
@@ -4352,7 +4386,7 @@
                 <w:szCs w:val="24"/>
                 <w:shd w:val="clear" w:color="auto" w:fill="D9EAD3"/>
               </w:rPr>
-              <w:t xml:space="preserve">транспорта, за исключением случаев, предусмотренных частью 4 статьи 19 Процессуального кодекса штата San-Andreas: при наличии ордера или судебного акта; когда он застигнут при совершении преступления или непосредственно после его совершения; когда его действия создают непосредственную угрозу жизни или здоровью окружающих; по требованию лиц, уполномоченных на это Процессуальным кодексом штата San-Andreas. Задержание производится в порядке статьи 19 Процессуального кодекса штата San-Andreas.</w:t>
+              <w:t xml:space="preserve">транспорта, за исключением случаев, прямо предусмотренных действующим законодательством штата San-Andreas: при наличии законного ордера или судебного акта; когда сотрудник IB застигнут при совершении преступления или непосредственно после его совершения; когда его действия создают непосредственную угрозу жизни или здоровью окружающих, а также по требованию иных лиц, уполномоченных на то законом. Задержание сотрудника IB во всех случаях производится исключительно в порядке, установленном законодательством штата San-Andreas.</w:t>
             </w:r>
           </w:p>
         </w:tc>
@@ -4864,7 +4898,7 @@
                 <w:szCs w:val="24"/>
                 <w:shd w:val="clear" w:color="auto" w:fill="D9EAD3"/>
               </w:rPr>
-              <w:t xml:space="preserve">FIB служебных обязанностей</w:t>
+              <w:t xml:space="preserve">FIB</w:t>
             </w:r>
             <w:r>
               <w:rPr>
@@ -4881,7 +4915,7 @@
                 <w:szCs w:val="24"/>
                 <w:shd w:val="clear" w:color="auto" w:fill="D9EAD3"/>
               </w:rPr>
-              <w:t xml:space="preserve">транспорта, за исключением случаев, предусмотренных частью 4 статьи 19 Процессуального кодекса штата San-Andreas: при наличии ордера или судебного акта; когда он застигнут при совершении преступления или непосредственно после его совершения; когда его действия создают непосредственную угрозу жизни или здоровью окружающих; по требованию лиц, уполномоченных на это Процессуальным кодексом штата San-Andreas. Задержание производится в порядке статьи 19 Процессуального кодекса штата San-Andreas.</w:t>
+              <w:t xml:space="preserve">транспорта, за исключением случаев, прямо предусмотренных действующим законодательством штата San-Andreas: при наличии законного ордера или судебного акта; когда сотрудник FIB застигнут при совершении преступления или непосредственно после его совершения; когда его действия создают непосредственную угрозу жизни или здоровью окружающих, а также по требованию иных лиц, уполномоченных на то законом. Задержание сотрудника FIB во всех случаях производится исключительно в порядке, установленном законодательством штата San-Andreas.</w:t>
             </w:r>
           </w:p>
           <w:p>
@@ -7265,7 +7299,7 @@
                 <w:szCs w:val="24"/>
                 <w:shd w:val="clear" w:color="auto" w:fill="D9EAD3"/>
               </w:rPr>
-              <w:t xml:space="preserve">транспорта, за исключением случаев, предусмотренных частью 4 статьи 19 Процессуального кодекса штата San-Andreas: при наличии ордера или судебного акта; когда он застигнут при совершении преступления или непосредственно после его совершения; когда его действия создают непосредственную угрозу жизни или здоровью окружающих; по требованию лиц, уполномоченных на это Процессуальным кодексом штата San-Andreas. Задержание производится в порядке статьи 19 Процессуального кодекса штата San-Andreas.</w:t>
+              <w:t xml:space="preserve">транспорта, за исключением случаев, прямо предусмотренных действующим законодательством штата San-Andreas: при наличии законного ордера или судебного акта; когда сотрудник USSS застигнут при совершении преступления или непосредственно после его совершения; когда его действия создают непосредственную угрозу жизни или здоровью окружающих, а также по требованию иных лиц, уполномоченных на то законом. Задержание сотрудника USSS во всех случаях производится исключительно в порядке, установленном законодательством штата San-Andreas.</w:t>
             </w:r>
           </w:p>
           <w:p>
@@ -11022,7 +11056,7 @@
                 <w:szCs w:val="24"/>
                 <w:shd w:val="clear" w:color="auto" w:fill="D9EAD3"/>
               </w:rPr>
-              <w:t xml:space="preserve">транспорта, за исключением случаев, предусмотренных частью 4 статьи 19 Процессуального кодекса штата San-Andreas: при наличии ордера или судебного акта; когда он застигнут при совершении преступления или непосредственно после его совершения; когда его действия создают непосредственную угрозу жизни или здоровью окружающих; по требованию лиц, уполномоченных на это Процессуальным кодексом штата San-Andreas. Задержание производится в порядке статьи 19 Процессуального кодекса штата San-Andreas.</w:t>
+              <w:t xml:space="preserve">транспорта, за исключением случаев, прямо предусмотренных действующим законодательством штата San-Andreas: при наличии законного ордера или судебного акта; когда военнослужащий SANG застигнут при совершении преступления или непосредственно после его совершения; когда его действия создают непосредственную угрозу жизни или здоровью окружающих, а также по требованию иных лиц, уполномоченных на то законом. Задержание военнослужащего SANG во всех случаях производится исключительно в порядке, установленном законодательством штата San-Andreas.</w:t>
             </w:r>
           </w:p>
         </w:tc>
@@ -11361,7 +11395,7 @@
                 <w:szCs w:val="24"/>
                 <w:shd w:val="clear" w:color="auto" w:fill="D9EAD3"/>
               </w:rPr>
-              <w:t xml:space="preserve">только в случаях, предусмотренных частью 3 настоящей статьи и действующим законодательством штата San-Andreas: при наличии ордера или судебного акта; когда он застигнут при совершении преступления или непосредственно после его совершения; когда его</w:t>
+              <w:t xml:space="preserve">только в случаях, прямо предусмотренных действующим законодательством штата San-Andreas: при наличии законного ордера или судебного акта; когда сотрудник EMS застигнут при совершении преступления или непосредственно после его совершения; когда его</w:t>
             </w:r>
             <w:r>
               <w:rPr>
@@ -11378,7 +11412,7 @@
                 <w:szCs w:val="24"/>
                 <w:shd w:val="clear" w:color="auto" w:fill="D9EAD3"/>
               </w:rPr>
-              <w:t xml:space="preserve">окружающих; по требованию лиц, уполномоченных на это Процессуальным кодексом штата San-Andreas. Задержание производится в порядке, установленном действующим законодательством штата San-Andreas.</w:t>
+              <w:t xml:space="preserve">окружающих, а также по требованию иных лиц, уполномоченных на то законом. Задержание сотрудника EMS во всех случаях производится исключительно в порядке, установленном законодательством штата San-Andreas.</w:t>
             </w:r>
           </w:p>
           <w:p>
@@ -11685,7 +11719,7 @@
                 <w:szCs w:val="24"/>
                 <w:shd w:val="clear" w:color="auto" w:fill="D9EAD3"/>
               </w:rPr>
-              <w:t xml:space="preserve">исполнении государственным адвокатом адвокатской деятельности служебных обязанностей</w:t>
+              <w:t xml:space="preserve">исполнении государственным адвокатом адвокатской деятельности</w:t>
             </w:r>
             <w:r>
               <w:rPr>
@@ -11702,7 +11736,7 @@
                 <w:szCs w:val="24"/>
                 <w:shd w:val="clear" w:color="auto" w:fill="D9EAD3"/>
               </w:rPr>
-              <w:t xml:space="preserve">транспорта, за исключением случаев, предусмотренных частью 4 статьи 19 Процессуального кодекса штата San-Andreas: при наличии ордера или судебного акта; когда он застигнут при совершении преступления или непосредственно после его совершения; когда его действия создают непосредственную угрозу жизни или здоровью окружающих; по требованию лиц, уполномоченных на это Процессуальным кодексом штата San-Andreas. Задержание производится в порядке статьи 19 Процессуального кодекса штата San-Andreas.</w:t>
+              <w:t xml:space="preserve">транспорта, за исключением случаев, прямо предусмотренных действующим законодательством штата San-Andreas: при наличии законного ордера или судебного акта; когда государственный адвокат застигнут при совершении преступления или непосредственно после его совершения; когда его действия создают непосредственную угрозу жизни или здоровью окружающих, а также по требованию иных лиц, уполномоченных на то законом. Задержание государственного адвоката во всех случаях производится исключительно в порядке, установленном законодательством штата San-Andreas.</w:t>
             </w:r>
           </w:p>
         </w:tc>
@@ -11911,7 +11945,7 @@
                 <w:szCs w:val="24"/>
                 <w:shd w:val="clear" w:color="auto" w:fill="D9EAD3"/>
               </w:rPr>
-              <w:t xml:space="preserve">исполнении частным адвокатом адвокатской деятельности служебных обязанностей</w:t>
+              <w:t xml:space="preserve">исполнении частным адвокатом адвокатской деятельности</w:t>
             </w:r>
             <w:r>
               <w:rPr>
@@ -11928,7 +11962,7 @@
                 <w:szCs w:val="24"/>
                 <w:shd w:val="clear" w:color="auto" w:fill="D9EAD3"/>
               </w:rPr>
-              <w:t xml:space="preserve">транспорта, за исключением случаев, предусмотренных частью 4 статьи 19 Процессуального кодекса штата San-Andreas: при наличии ордера или судебного акта; когда он застигнут при совершении преступления или непосредственно после его совершения; когда его действия создают непосредственную угрозу жизни или здоровью окружающих; по требованию лиц, уполномоченных на это Процессуальным кодексом штата San-Andreas. Задержание производится в порядке статьи 19 Процессуального кодекса штата San-Andreas.</w:t>
+              <w:t xml:space="preserve">транспорта, за исключением случаев, прямо предусмотренных действующим законодательством штата San-Andreas: при наличии законного ордера или судебного акта; когда частный адвокат застигнут при совершении преступления или непосредственно после его совершения; когда его действия создают непосредственную угрозу жизни или здоровью окружающих, а также по требованию иных лиц, уполномоченных на то законом. Задержание частного адвоката во всех случаях производится исключительно в порядке, установленном законодательством штата San-Andreas.</w:t>
             </w:r>
           </w:p>
         </w:tc>
